--- a/flies_and_goos/rules.docx
+++ b/flies_and_goos/rules.docx
@@ -168,7 +168,7 @@
           <w:rFonts w:ascii="DM Mono" w:cs="DM Mono" w:eastAsia="DM Mono" w:hAnsi="DM Mono"/>
           <w:rtl w:val="0"/>
         </w:rPr>
-        <w:t xml:space="preserve">To break the tie, we go to contest #5, which is upside-down stability, but again with a friendly spirit.  I has got 3 stability whether or not you flip it, losing to Phil's U which has 2 points of contact with the floor when you turn it upside-down.  You're down 0-1 so far, hope the next two characters can turn it around.  The second characters?  G and 2 both only get 1 stability upside-down because of its top arc, so this is a tie.  Oh well, maybe you can hope for a second tiebreaker?  Let's see... your third character W gets 3 points of contact with the floor when it's flipped vertically, which ties with B's horizontal edge which also rates 3.  With 1 position to none, Phil wins the contest!</w:t>
+        <w:t xml:space="preserve">To break the tie, we go to contest #3, which is number of top and bottom bumps, but again with a friendly spirit.  I has got 0 top or bottom bumps, winning against Phil's U which has 1 bottom bump.  You're up 1-0 so far, hope the next two characters will keep the momentum!  The second characters?  Your G unfortunately has both a top and a bottom bump against Phil's 2 which only has a top bump, so the middle position goes to Phil.  The stakes are high when it comes to your third character W gets 3 top and bottom bumps, while B has 0.  With 2 positions to 1, Phil wins the contest!</w:t>
       </w:r>
     </w:p>
     <w:p>
@@ -684,7 +684,7 @@
           <w:rFonts w:ascii="DM Mono" w:cs="DM Mono" w:eastAsia="DM Mono" w:hAnsi="DM Mono"/>
           <w:rtl w:val="0"/>
         </w:rPr>
-        <w:t xml:space="preserve">In the event that players take an equal number of positions, the tiebreaker is invoked.  The contest is incremented by 1, e.g. if the players had tied on contest #8, then they will now compete in contest #9.  For contest #9, the increment wraps around to contest #0.  The relationship status remains unchanged.  This tie-breaker procedure is repeated until a winner is determined or until all 10 contests have been conducted.  It is currently unknown whether there exist non-identical codons which tie on all 10 contests.</w:t>
+        <w:t xml:space="preserve">In the event that players take an equal number of positions, the tiebreaker is invoked.  If it the tying codons are unfriendly, the contest is incremented by 1, e.g. if the players had tied on contest #8, then they will now compete in contest #9.  For contest #9, the increment wraps around to contest #0.  If the codons are friendly, the contest is decremented by 1, and contest #0 wraps back to contest #9.  The relationship status remains unchanged.  This tie-breaker procedure is repeated until a winner is determined or until all 10 contests have been conducted.</w:t>
       </w:r>
     </w:p>
     <w:p>
@@ -1318,7 +1318,7 @@
           <w:rFonts w:ascii="DM Mono" w:cs="DM Mono" w:eastAsia="DM Mono" w:hAnsi="DM Mono"/>
           <w:rtl w:val="0"/>
         </w:rPr>
-        <w:t xml:space="preserve">Contest 6: Number of T-junctions</w:t>
+        <w:t xml:space="preserve">Contest 6: Number of T-junctions plus number of loops tangent to the floor</w:t>
       </w:r>
     </w:p>
     <w:p>
@@ -1343,6 +1343,26 @@
     </w:p>
     <w:p>
       <w:pPr>
+        <w:numPr>
+          <w:ilvl w:val="0"/>
+          <w:numId w:val="7"/>
+        </w:numPr>
+        <w:ind w:left="720" w:hanging="360"/>
+        <w:rPr>
+          <w:rFonts w:ascii="DM Mono" w:cs="DM Mono" w:eastAsia="DM Mono" w:hAnsi="DM Mono"/>
+          <w:u w:val="none"/>
+        </w:rPr>
+      </w:pPr>
+      <w:r>
+        <w:rPr>
+          <w:rFonts w:ascii="DM Mono" w:cs="DM Mono" w:eastAsia="DM Mono" w:hAnsi="DM Mono"/>
+          <w:rtl w:val="0"/>
+        </w:rPr>
+        <w:t xml:space="preserve">A loop is a shape made by connected portions of line segments that surrounds an undivided space.</w:t>
+      </w:r>
+    </w:p>
+    <w:p>
+      <w:pPr>
         <w:rPr>
           <w:rFonts w:ascii="DM Mono" w:cs="DM Mono" w:eastAsia="DM Mono" w:hAnsi="DM Mono"/>
         </w:rPr>
@@ -2331,49 +2351,63 @@
           <w:u w:val="single"/>
           <w:rtl w:val="0"/>
         </w:rPr>
-        <w:t xml:space="preserve">Number of T-junctions (contest #6)</w:t>
-      </w:r>
-    </w:p>
-    <w:p>
-      <w:pPr>
-        <w:rPr>
-          <w:rFonts w:ascii="DM Mono" w:cs="DM Mono" w:eastAsia="DM Mono" w:hAnsi="DM Mono"/>
-        </w:rPr>
-      </w:pPr>
-      <w:r>
-        <w:rPr>
-          <w:rFonts w:ascii="DM Mono" w:cs="DM Mono" w:eastAsia="DM Mono" w:hAnsi="DM Mono"/>
-          <w:rtl w:val="0"/>
-        </w:rPr>
-        <w:t xml:space="preserve">0: 234578CDGJKLMNOSUVWXYZ</w:t>
-      </w:r>
-    </w:p>
-    <w:p>
-      <w:pPr>
-        <w:rPr>
-          <w:rFonts w:ascii="DM Mono" w:cs="DM Mono" w:eastAsia="DM Mono" w:hAnsi="DM Mono"/>
-        </w:rPr>
-      </w:pPr>
-      <w:r>
-        <w:rPr>
-          <w:rFonts w:ascii="DM Mono" w:cs="DM Mono" w:eastAsia="DM Mono" w:hAnsi="DM Mono"/>
-          <w:rtl w:val="0"/>
-        </w:rPr>
-        <w:t xml:space="preserve">1: 169BEFPQT</w:t>
-      </w:r>
-    </w:p>
-    <w:p>
-      <w:pPr>
-        <w:rPr>
-          <w:rFonts w:ascii="DM Mono" w:cs="DM Mono" w:eastAsia="DM Mono" w:hAnsi="DM Mono"/>
-        </w:rPr>
-      </w:pPr>
-      <w:r>
-        <w:rPr>
-          <w:rFonts w:ascii="DM Mono" w:cs="DM Mono" w:eastAsia="DM Mono" w:hAnsi="DM Mono"/>
-          <w:rtl w:val="0"/>
-        </w:rPr>
-        <w:t xml:space="preserve">2: 0AHIR</w:t>
+        <w:t xml:space="preserve">Number of T-junctions plus loops tangent to floor (contest #6)</w:t>
+      </w:r>
+    </w:p>
+    <w:p>
+      <w:pPr>
+        <w:rPr>
+          <w:rFonts w:ascii="DM Mono" w:cs="DM Mono" w:eastAsia="DM Mono" w:hAnsi="DM Mono"/>
+        </w:rPr>
+      </w:pPr>
+      <w:r>
+        <w:rPr>
+          <w:rFonts w:ascii="DM Mono" w:cs="DM Mono" w:eastAsia="DM Mono" w:hAnsi="DM Mono"/>
+          <w:rtl w:val="0"/>
+        </w:rPr>
+        <w:t xml:space="preserve">0: 23457CGJKLMNSUVWXYZ</w:t>
+      </w:r>
+    </w:p>
+    <w:p>
+      <w:pPr>
+        <w:rPr>
+          <w:rFonts w:ascii="DM Mono" w:cs="DM Mono" w:eastAsia="DM Mono" w:hAnsi="DM Mono"/>
+        </w:rPr>
+      </w:pPr>
+      <w:r>
+        <w:rPr>
+          <w:rFonts w:ascii="DM Mono" w:cs="DM Mono" w:eastAsia="DM Mono" w:hAnsi="DM Mono"/>
+          <w:rtl w:val="0"/>
+        </w:rPr>
+        <w:t xml:space="preserve">1: 189DEFOPQT</w:t>
+      </w:r>
+    </w:p>
+    <w:p>
+      <w:pPr>
+        <w:rPr>
+          <w:rFonts w:ascii="DM Mono" w:cs="DM Mono" w:eastAsia="DM Mono" w:hAnsi="DM Mono"/>
+        </w:rPr>
+      </w:pPr>
+      <w:r>
+        <w:rPr>
+          <w:rFonts w:ascii="DM Mono" w:cs="DM Mono" w:eastAsia="DM Mono" w:hAnsi="DM Mono"/>
+          <w:rtl w:val="0"/>
+        </w:rPr>
+        <w:t xml:space="preserve">2: 6ABHIR</w:t>
+      </w:r>
+    </w:p>
+    <w:p>
+      <w:pPr>
+        <w:rPr>
+          <w:rFonts w:ascii="DM Mono" w:cs="DM Mono" w:eastAsia="DM Mono" w:hAnsi="DM Mono"/>
+        </w:rPr>
+      </w:pPr>
+      <w:r>
+        <w:rPr>
+          <w:rFonts w:ascii="DM Mono" w:cs="DM Mono" w:eastAsia="DM Mono" w:hAnsi="DM Mono"/>
+          <w:rtl w:val="0"/>
+        </w:rPr>
+        <w:t xml:space="preserve">3: 0</w:t>
       </w:r>
     </w:p>
     <w:p>
